--- a/people-lead/word/02-parecer-prioridades.docx
+++ b/people-lead/word/02-parecer-prioridades.docx
@@ -50,7 +50,7 @@
         <w:rPr>
           <w:b/>
         </w:rPr>
-        <w:t>Andressa:</w:t>
+        <w:t>Andressa Silva (MAPFRE):</w:t>
       </w:r>
       <w:r>
         <w:t xml:space="preserve"> sentido de carreira, </w:t>
@@ -73,7 +73,7 @@
         <w:rPr>
           <w:b/>
         </w:rPr>
-        <w:t>Ana:</w:t>
+        <w:t>Ana Karina (BANCO BRADESCO):</w:t>
       </w:r>
       <w:r>
         <w:t xml:space="preserve"> sentido de direção, </w:t>
@@ -102,6 +102,215 @@
         <w:t>, alinhadas à CALL do December Cycle.</w:t>
       </w:r>
     </w:p>
+    <w:p>
+      <w:pPr>
+        <w:pStyle w:val="Heading2"/>
+      </w:pPr>
+      <w:r>
+        <w:t>Clientes (não misturar)</w:t>
+      </w:r>
+    </w:p>
+    <w:tbl>
+      <w:tblPr>
+        <w:tblStyle w:val="TableGrid"/>
+        <w:tblW w:type="auto" w:w="0"/>
+        <w:tblLook w:firstColumn="1" w:firstRow="1" w:lastColumn="0" w:lastRow="0" w:noHBand="0" w:noVBand="1" w:val="04A0"/>
+      </w:tblPr>
+      <w:tblGrid>
+        <w:gridCol w:w="3249"/>
+        <w:gridCol w:w="3249"/>
+        <w:gridCol w:w="3249"/>
+      </w:tblGrid>
+      <w:tr>
+        <w:tc>
+          <w:tcPr>
+            <w:tcW w:type="dxa" w:w="3249"/>
+            <w:shd w:fill="1F3A5F" w:val="clear"/>
+          </w:tcPr>
+          <w:p>
+            <w:r>
+              <w:rPr>
+                <w:b/>
+                <w:color w:val="FFFFFF"/>
+                <w:sz w:val="20"/>
+              </w:rPr>
+            </w:r>
+            <w:r>
+              <w:rPr>
+                <w:b/>
+                <w:color w:val="FFFFFF"/>
+                <w:sz w:val="20"/>
+              </w:rPr>
+              <w:t>Pessoa</w:t>
+            </w:r>
+          </w:p>
+        </w:tc>
+        <w:tc>
+          <w:tcPr>
+            <w:tcW w:type="dxa" w:w="3249"/>
+            <w:shd w:fill="1F3A5F" w:val="clear"/>
+          </w:tcPr>
+          <w:p>
+            <w:r>
+              <w:rPr>
+                <w:b/>
+                <w:color w:val="FFFFFF"/>
+                <w:sz w:val="20"/>
+              </w:rPr>
+            </w:r>
+            <w:r>
+              <w:rPr>
+                <w:b/>
+                <w:color w:val="FFFFFF"/>
+                <w:sz w:val="20"/>
+              </w:rPr>
+              <w:t>Cliente correto</w:t>
+            </w:r>
+          </w:p>
+        </w:tc>
+        <w:tc>
+          <w:tcPr>
+            <w:tcW w:type="dxa" w:w="3249"/>
+            <w:shd w:fill="1F3A5F" w:val="clear"/>
+          </w:tcPr>
+          <w:p>
+            <w:r>
+              <w:rPr>
+                <w:b/>
+                <w:color w:val="FFFFFF"/>
+                <w:sz w:val="20"/>
+              </w:rPr>
+            </w:r>
+            <w:r>
+              <w:rPr>
+                <w:b/>
+                <w:color w:val="FFFFFF"/>
+                <w:sz w:val="20"/>
+              </w:rPr>
+              <w:t>Cargo</w:t>
+            </w:r>
+          </w:p>
+        </w:tc>
+      </w:tr>
+      <w:tr>
+        <w:tc>
+          <w:tcPr>
+            <w:tcW w:type="dxa" w:w="3249"/>
+          </w:tcPr>
+          <w:p>
+            <w:r>
+              <w:rPr>
+                <w:sz w:val="20"/>
+              </w:rPr>
+            </w:r>
+            <w:r>
+              <w:rPr>
+                <w:sz w:val="20"/>
+              </w:rPr>
+              <w:t>Andressa Silva</w:t>
+            </w:r>
+          </w:p>
+        </w:tc>
+        <w:tc>
+          <w:tcPr>
+            <w:tcW w:type="dxa" w:w="3249"/>
+          </w:tcPr>
+          <w:p>
+            <w:r>
+              <w:rPr>
+                <w:sz w:val="20"/>
+              </w:rPr>
+            </w:r>
+            <w:r>
+              <w:rPr>
+                <w:b/>
+                <w:sz w:val="20"/>
+              </w:rPr>
+              <w:t>MAPFRE</w:t>
+            </w:r>
+          </w:p>
+        </w:tc>
+        <w:tc>
+          <w:tcPr>
+            <w:tcW w:type="dxa" w:w="3249"/>
+          </w:tcPr>
+          <w:p>
+            <w:r>
+              <w:rPr>
+                <w:sz w:val="20"/>
+              </w:rPr>
+            </w:r>
+            <w:r>
+              <w:rPr>
+                <w:sz w:val="20"/>
+              </w:rPr>
+              <w:t>Analyst, Back-End Developer</w:t>
+            </w:r>
+          </w:p>
+        </w:tc>
+      </w:tr>
+      <w:tr>
+        <w:tc>
+          <w:tcPr>
+            <w:tcW w:type="dxa" w:w="3249"/>
+            <w:shd w:fill="F3F6FA" w:val="clear"/>
+          </w:tcPr>
+          <w:p>
+            <w:r>
+              <w:rPr>
+                <w:sz w:val="20"/>
+              </w:rPr>
+            </w:r>
+            <w:r>
+              <w:rPr>
+                <w:sz w:val="20"/>
+              </w:rPr>
+              <w:t>Ana Karina</w:t>
+            </w:r>
+          </w:p>
+        </w:tc>
+        <w:tc>
+          <w:tcPr>
+            <w:tcW w:type="dxa" w:w="3249"/>
+            <w:shd w:fill="F3F6FA" w:val="clear"/>
+          </w:tcPr>
+          <w:p>
+            <w:r>
+              <w:rPr>
+                <w:sz w:val="20"/>
+              </w:rPr>
+            </w:r>
+            <w:r>
+              <w:rPr>
+                <w:b/>
+                <w:sz w:val="20"/>
+              </w:rPr>
+              <w:t>BANCO BRADESCO</w:t>
+            </w:r>
+          </w:p>
+        </w:tc>
+        <w:tc>
+          <w:tcPr>
+            <w:tcW w:type="dxa" w:w="3249"/>
+            <w:shd w:fill="F3F6FA" w:val="clear"/>
+          </w:tcPr>
+          <w:p>
+            <w:r>
+              <w:rPr>
+                <w:sz w:val="20"/>
+              </w:rPr>
+            </w:r>
+            <w:r>
+              <w:rPr>
+                <w:sz w:val="20"/>
+              </w:rPr>
+              <w:t>Associate, Mobile &amp; Device Dev</w:t>
+            </w:r>
+          </w:p>
+        </w:tc>
+      </w:tr>
+    </w:tbl>
+    <w:p/>
     <w:p>
       <w:pPr>
         <w:pStyle w:val="Heading2"/>
@@ -166,7 +375,7 @@
         <w:pStyle w:val="Heading2"/>
       </w:pPr>
       <w:r>
-        <w:t>Andressa — 2 prioridades</w:t>
+        <w:t>Andressa Silva — 2 prioridades (MAPFRE)</w:t>
       </w:r>
     </w:p>
     <w:tbl>
@@ -457,7 +666,7 @@
               <w:rPr>
                 <w:sz w:val="20"/>
               </w:rPr>
-              <w:t xml:space="preserve"> Performance no Bradesco</w:t>
+              <w:t xml:space="preserve"> Performance na MAPFRE</w:t>
             </w:r>
           </w:p>
         </w:tc>
@@ -544,7 +753,7 @@
         <w:pStyle w:val="Heading2"/>
       </w:pPr>
       <w:r>
-        <w:t>Ana — 7 prioridades</w:t>
+        <w:t>Ana Karina — 7 prioridades (BANCO BRADESCO)</w:t>
       </w:r>
     </w:p>
     <w:tbl>
@@ -776,7 +985,7 @@
                 <w:b/>
                 <w:sz w:val="20"/>
               </w:rPr>
-              <w:t>Sim — a melhor das 9 prioridades somadas das duas</w:t>
+              <w:t>Sim — a melhor das nove prioridades somadas das duas</w:t>
             </w:r>
           </w:p>
         </w:tc>
@@ -1244,9 +1453,9 @@
           <w:rFonts w:ascii="Consolas" w:hAnsi="Consolas"/>
           <w:sz w:val="18"/>
         </w:rPr>
-        <w:t>Andressa  =  poucas metas, e as metas não são o trabalho</w:t>
+        <w:t>Andressa Silva (MAPFRE)     =  poucas metas, e as metas não são o trabalho</w:t>
         <w:br/>
-        <w:t>Ana       =  muitas metas, e as metas tapam o trabalho</w:t>
+        <w:t>Ana Karina (Bradesco)       =  muitas metas, e as metas tapam o trabalho</w:t>
       </w:r>
     </w:p>
     <w:tbl>
@@ -1303,7 +1512,7 @@
                 <w:color w:val="FFFFFF"/>
                 <w:sz w:val="20"/>
               </w:rPr>
-              <w:t>Andressa</w:t>
+              <w:t>Andressa Silva (MAPFRE)</w:t>
             </w:r>
           </w:p>
         </w:tc>
@@ -1326,7 +1535,7 @@
                 <w:color w:val="FFFFFF"/>
                 <w:sz w:val="20"/>
               </w:rPr>
-              <w:t>Ana</w:t>
+              <w:t>Ana Karina (Bradesco)</w:t>
             </w:r>
           </w:p>
         </w:tc>
@@ -1364,7 +1573,7 @@
               <w:rPr>
                 <w:sz w:val="20"/>
               </w:rPr>
-              <w:t>Precisa escrever o que o Bradesco consome dela</w:t>
+              <w:t>Precisa escrever o que a MAPFRE consome dela</w:t>
             </w:r>
           </w:p>
         </w:tc>
